--- a/docs/lerngelegenheiten/LG_esw-beurteilung/LM_04.docx
+++ b/docs/lerngelegenheiten/LG_esw-beurteilung/LM_04.docx
@@ -40,20 +40,6 @@
       </w:r>
       <w:r>
         <w:t xml:space="preserve">Beurteilung</w:t>
-      </w:r>
-    </w:p>
-    <w:p>
-      <w:pPr>
-        <w:pStyle w:val="Author"/>
-      </w:pPr>
-      <w:r>
-        <w:t xml:space="preserve">Richard</w:t>
-      </w:r>
-      <w:r>
-        <w:t xml:space="preserve"> </w:t>
-      </w:r>
-      <w:r>
-        <w:t xml:space="preserve">Conrardy</w:t>
       </w:r>
     </w:p>
     <w:p>
@@ -1015,7 +1001,7 @@
     </w:p>
     <w:bookmarkEnd w:id="27"/>
     <w:bookmarkEnd w:id="28"/>
-    <w:bookmarkStart w:id="30" w:name="gütekriterien"/>
+    <w:bookmarkStart w:id="31" w:name="gütekriterien"/>
     <w:p>
       <w:pPr>
         <w:pStyle w:val="Heading1"/>
@@ -1046,11 +1032,22 @@
         <w:t xml:space="preserve"> </w:t>
       </w:r>
       <w:r>
-        <w:t xml:space="preserve">werden die wichtigsten Gütekriterien erläutert.</w:t>
-      </w:r>
-    </w:p>
-    <w:bookmarkEnd w:id="30"/>
-    <w:bookmarkStart w:id="32" w:name="überblick-über-die-ahb"/>
+        <w:t xml:space="preserve">(</w:t>
+      </w:r>
+      <w:hyperlink r:id="rId30">
+        <w:r>
+          <w:rPr>
+            <w:rStyle w:val="Hyperlink"/>
+          </w:rPr>
+          <w:t xml:space="preserve">Slides</w:t>
+        </w:r>
+      </w:hyperlink>
+      <w:r>
+        <w:t xml:space="preserve">) werden die wichtigsten Gütekriterien erläutert.</w:t>
+      </w:r>
+    </w:p>
+    <w:bookmarkEnd w:id="31"/>
+    <w:bookmarkStart w:id="33" w:name="überblick-über-die-ahb"/>
     <w:p>
       <w:pPr>
         <w:pStyle w:val="Heading1"/>
@@ -1069,7 +1066,7 @@
       <w:r>
         <w:t xml:space="preserve"> </w:t>
       </w:r>
-      <w:hyperlink r:id="rId31">
+      <w:hyperlink r:id="rId32">
         <w:r>
           <w:rPr>
             <w:rStyle w:val="Hyperlink"/>
@@ -1096,8 +1093,8 @@
         <w:t xml:space="preserve">ein.</w:t>
       </w:r>
     </w:p>
-    <w:bookmarkEnd w:id="32"/>
-    <w:bookmarkStart w:id="35" w:name="verarbeitungsauftrag"/>
+    <w:bookmarkEnd w:id="33"/>
+    <w:bookmarkStart w:id="36" w:name="verarbeitungsauftrag"/>
     <w:p>
       <w:pPr>
         <w:pStyle w:val="Heading1"/>
@@ -1116,7 +1113,7 @@
       <w:r>
         <w:t xml:space="preserve"> </w:t>
       </w:r>
-      <w:hyperlink r:id="rId33">
+      <w:hyperlink r:id="rId34">
         <w:r>
           <w:rPr>
             <w:rStyle w:val="Hyperlink"/>
@@ -1202,7 +1199,7 @@
       <w:r>
         <w:t xml:space="preserve"> </w:t>
       </w:r>
-      <w:hyperlink r:id="rId34">
+      <w:hyperlink r:id="rId35">
         <w:r>
           <w:rPr>
             <w:rStyle w:val="Hyperlink"/>
@@ -1273,8 +1270,8 @@
         <w:t xml:space="preserve">eines ausgefüllten Formulars zugänglich. Für die Fächer NT, WAH und ERG ist keine Illustration und auch kein Musterbeispiel vorhanden. Für diese Fächer gelten exemplarisch die Illustration und das Musterbeispiel für RZG.</w:t>
       </w:r>
     </w:p>
-    <w:bookmarkEnd w:id="35"/>
-    <w:bookmarkStart w:id="37" w:name="dokumentenmappe"/>
+    <w:bookmarkEnd w:id="36"/>
+    <w:bookmarkStart w:id="38" w:name="dokumentenmappe"/>
     <w:p>
       <w:pPr>
         <w:pStyle w:val="Heading1"/>
@@ -1293,7 +1290,7 @@
       <w:r>
         <w:t xml:space="preserve"> </w:t>
       </w:r>
-      <w:hyperlink r:id="rId36">
+      <w:hyperlink r:id="rId37">
         <w:r>
           <w:rPr>
             <w:rStyle w:val="Hyperlink"/>
@@ -1308,8 +1305,8 @@
         <w:t xml:space="preserve">die neue «Dokumentenmappe» (Zeugnis) vor.</w:t>
       </w:r>
     </w:p>
-    <w:bookmarkEnd w:id="37"/>
-    <w:bookmarkStart w:id="51" w:name="noten-machen-konkret"/>
+    <w:bookmarkEnd w:id="38"/>
+    <w:bookmarkStart w:id="52" w:name="noten-machen-konkret"/>
     <w:p>
       <w:pPr>
         <w:pStyle w:val="Heading1"/>
@@ -1328,7 +1325,7 @@
       <w:r>
         <w:t xml:space="preserve"> </w:t>
       </w:r>
-      <w:hyperlink r:id="rId38">
+      <w:hyperlink r:id="rId39">
         <w:r>
           <w:rPr>
             <w:rStyle w:val="Hyperlink"/>
@@ -1343,8 +1340,8 @@
         <w:t xml:space="preserve">diskutieren wir verschiedene Möglichkeiten, wie Notenmassstäbe einzelner Lernkontrollen oder Produktbewertungen zustande kommen können.</w:t>
       </w:r>
     </w:p>
-    <w:bookmarkStart w:id="50" w:name="refs"/>
-    <w:bookmarkStart w:id="39" w:name="ref-betschert_es_1997"/>
+    <w:bookmarkStart w:id="51" w:name="refs"/>
+    <w:bookmarkStart w:id="40" w:name="ref-betschert_es_1997"/>
     <w:p>
       <w:pPr>
         <w:pStyle w:val="Bibliography"/>
@@ -1379,8 +1376,8 @@
         <w:t xml:space="preserve">(67), 5–12.</w:t>
       </w:r>
     </w:p>
-    <w:bookmarkEnd w:id="39"/>
-    <w:bookmarkStart w:id="40" w:name="ref-comtesse_noten_2021"/>
+    <w:bookmarkEnd w:id="40"/>
+    <w:bookmarkStart w:id="41" w:name="ref-comtesse_noten_2021"/>
     <w:p>
       <w:pPr>
         <w:pStyle w:val="Bibliography"/>
@@ -1402,8 +1399,8 @@
         <w:t xml:space="preserve">, 25.</w:t>
       </w:r>
     </w:p>
-    <w:bookmarkEnd w:id="40"/>
-    <w:bookmarkStart w:id="41" w:name="ref-dzelili_noten_2009"/>
+    <w:bookmarkEnd w:id="41"/>
+    <w:bookmarkStart w:id="42" w:name="ref-dzelili_noten_2009"/>
     <w:p>
       <w:pPr>
         <w:pStyle w:val="Bibliography"/>
@@ -1435,8 +1432,8 @@
         <w:t xml:space="preserve">, 8–11.</w:t>
       </w:r>
     </w:p>
-    <w:bookmarkEnd w:id="41"/>
-    <w:bookmarkStart w:id="43" w:name="X24b3e54dda89281f5330c9fe845a5a73cc06f0a"/>
+    <w:bookmarkEnd w:id="42"/>
+    <w:bookmarkStart w:id="44" w:name="X24b3e54dda89281f5330c9fe845a5a73cc06f0a"/>
     <w:p>
       <w:pPr>
         <w:pStyle w:val="Bibliography"/>
@@ -1460,7 +1457,7 @@
       <w:r>
         <w:t xml:space="preserve"> </w:t>
       </w:r>
-      <w:hyperlink r:id="rId42">
+      <w:hyperlink r:id="rId43">
         <w:r>
           <w:rPr>
             <w:rStyle w:val="Hyperlink"/>
@@ -1469,8 +1466,8 @@
         </w:r>
       </w:hyperlink>
     </w:p>
-    <w:bookmarkEnd w:id="43"/>
-    <w:bookmarkStart w:id="44" w:name="ref-jurgens_zensurengebung_2008"/>
+    <w:bookmarkEnd w:id="44"/>
+    <w:bookmarkStart w:id="45" w:name="ref-jurgens_zensurengebung_2008"/>
     <w:p>
       <w:pPr>
         <w:pStyle w:val="Bibliography"/>
@@ -1495,8 +1492,8 @@
         <w:t xml:space="preserve">(S. 52–73). Verlag W. Kohlhammer.</w:t>
       </w:r>
     </w:p>
-    <w:bookmarkEnd w:id="44"/>
-    <w:bookmarkStart w:id="45" w:name="ref-kronig_leistungsbewertung_2007"/>
+    <w:bookmarkEnd w:id="45"/>
+    <w:bookmarkStart w:id="46" w:name="ref-kronig_leistungsbewertung_2007"/>
     <w:p>
       <w:pPr>
         <w:pStyle w:val="Bibliography"/>
@@ -1521,8 +1518,8 @@
         <w:t xml:space="preserve">(1. Aufl, S. 192–196). Haupt-Verl.</w:t>
       </w:r>
     </w:p>
-    <w:bookmarkEnd w:id="45"/>
-    <w:bookmarkStart w:id="46" w:name="ref-kronig_schulnoten_2009"/>
+    <w:bookmarkEnd w:id="46"/>
+    <w:bookmarkStart w:id="47" w:name="ref-kronig_schulnoten_2009"/>
     <w:p>
       <w:pPr>
         <w:pStyle w:val="Bibliography"/>
@@ -1553,8 +1550,8 @@
         <w:t xml:space="preserve">.</w:t>
       </w:r>
     </w:p>
-    <w:bookmarkEnd w:id="46"/>
-    <w:bookmarkStart w:id="47" w:name="ref-nolte_schule_2021"/>
+    <w:bookmarkEnd w:id="47"/>
+    <w:bookmarkStart w:id="48" w:name="ref-nolte_schule_2021"/>
     <w:p>
       <w:pPr>
         <w:pStyle w:val="Bibliography"/>
@@ -1579,8 +1576,8 @@
         <w:t xml:space="preserve">(1. Auflage). hep.</w:t>
       </w:r>
     </w:p>
-    <w:bookmarkEnd w:id="47"/>
-    <w:bookmarkStart w:id="48" w:name="ref-oelkers_sind_2023"/>
+    <w:bookmarkEnd w:id="48"/>
+    <w:bookmarkStart w:id="49" w:name="ref-oelkers_sind_2023"/>
     <w:p>
       <w:pPr>
         <w:pStyle w:val="Bibliography"/>
@@ -1615,8 +1612,8 @@
         <w:t xml:space="preserve">, 30–31.</w:t>
       </w:r>
     </w:p>
-    <w:bookmarkEnd w:id="48"/>
-    <w:bookmarkStart w:id="49" w:name="ref-winter_noten_2018"/>
+    <w:bookmarkEnd w:id="49"/>
+    <w:bookmarkStart w:id="50" w:name="ref-winter_noten_2018"/>
     <w:p>
       <w:pPr>
         <w:pStyle w:val="Bibliography"/>
@@ -1641,9 +1638,9 @@
         <w:t xml:space="preserve">(2. Auflage, S. 59–68). Beltz.</w:t>
       </w:r>
     </w:p>
-    <w:bookmarkEnd w:id="49"/>
     <w:bookmarkEnd w:id="50"/>
     <w:bookmarkEnd w:id="51"/>
+    <w:bookmarkEnd w:id="52"/>
     <w:sectPr/>
   </w:body>
 </w:document>

--- a/docs/lerngelegenheiten/LG_esw-beurteilung/LM_04.docx
+++ b/docs/lerngelegenheiten/LG_esw-beurteilung/LM_04.docx
@@ -7,19 +7,7 @@
         <w:pStyle w:val="Title"/>
       </w:pPr>
       <w:r>
-        <w:t xml:space="preserve">Noten</w:t>
-      </w:r>
-      <w:r>
-        <w:t xml:space="preserve"> </w:t>
-      </w:r>
-      <w:r>
-        <w:t xml:space="preserve">und</w:t>
-      </w:r>
-      <w:r>
-        <w:t xml:space="preserve"> </w:t>
-      </w:r>
-      <w:r>
-        <w:t xml:space="preserve">Beurteilungsberichte</w:t>
+        <w:t xml:space="preserve">Noten und Beurteilungsberichte</w:t>
       </w:r>
     </w:p>
     <w:p>
@@ -27,19 +15,7 @@
         <w:pStyle w:val="Subtitle"/>
       </w:pPr>
       <w:r>
-        <w:t xml:space="preserve">Grundlagen</w:t>
-      </w:r>
-      <w:r>
-        <w:t xml:space="preserve"> </w:t>
-      </w:r>
-      <w:r>
-        <w:t xml:space="preserve">der</w:t>
-      </w:r>
-      <w:r>
-        <w:t xml:space="preserve"> </w:t>
-      </w:r>
-      <w:r>
-        <w:t xml:space="preserve">Beurteilung</w:t>
+        <w:t xml:space="preserve">Grundlagen der Beurteilung</w:t>
       </w:r>
     </w:p>
     <w:p>
@@ -47,13 +23,7 @@
         <w:pStyle w:val="Author"/>
       </w:pPr>
       <w:r>
-        <w:t xml:space="preserve">Richard</w:t>
-      </w:r>
-      <w:r>
-        <w:t xml:space="preserve"> </w:t>
-      </w:r>
-      <w:r>
-        <w:t xml:space="preserve">Conrardy</w:t>
+        <w:t xml:space="preserve">Richard Conrardy</w:t>
       </w:r>
     </w:p>
     <w:p>
@@ -69,451 +39,13 @@
         <w:pStyle w:val="Abstract"/>
       </w:pPr>
       <w:r>
-        <w:t xml:space="preserve">Im</w:t>
-      </w:r>
-      <w:r>
-        <w:t xml:space="preserve"> </w:t>
-      </w:r>
-      <w:r>
-        <w:t xml:space="preserve">kommenden</w:t>
-      </w:r>
-      <w:r>
-        <w:t xml:space="preserve"> </w:t>
-      </w:r>
-      <w:r>
-        <w:t xml:space="preserve">Lernmodul</w:t>
-      </w:r>
-      <w:r>
-        <w:t xml:space="preserve"> </w:t>
-      </w:r>
-      <w:r>
-        <w:t xml:space="preserve">geht</w:t>
-      </w:r>
-      <w:r>
-        <w:t xml:space="preserve"> </w:t>
-      </w:r>
-      <w:r>
-        <w:t xml:space="preserve">es</w:t>
-      </w:r>
-      <w:r>
-        <w:t xml:space="preserve"> </w:t>
-      </w:r>
-      <w:r>
-        <w:t xml:space="preserve">um</w:t>
-      </w:r>
-      <w:r>
-        <w:t xml:space="preserve"> </w:t>
-      </w:r>
-      <w:r>
-        <w:t xml:space="preserve">die</w:t>
-      </w:r>
-      <w:r>
-        <w:t xml:space="preserve"> </w:t>
-      </w:r>
-      <w:r>
-        <w:t xml:space="preserve">Frage,</w:t>
-      </w:r>
-      <w:r>
-        <w:t xml:space="preserve"> </w:t>
-      </w:r>
-      <w:r>
-        <w:t xml:space="preserve">wie</w:t>
-      </w:r>
-      <w:r>
-        <w:t xml:space="preserve"> </w:t>
-      </w:r>
-      <w:r>
-        <w:t xml:space="preserve">das</w:t>
-      </w:r>
-      <w:r>
-        <w:t xml:space="preserve"> </w:t>
-      </w:r>
-      <w:r>
-        <w:t xml:space="preserve">Zeugnis</w:t>
-      </w:r>
-      <w:r>
-        <w:t xml:space="preserve"> </w:t>
-      </w:r>
-      <w:r>
-        <w:t xml:space="preserve">im</w:t>
-      </w:r>
-      <w:r>
-        <w:t xml:space="preserve"> </w:t>
-      </w:r>
-      <w:r>
-        <w:t xml:space="preserve">Kanton</w:t>
-      </w:r>
-      <w:r>
-        <w:t xml:space="preserve"> </w:t>
-      </w:r>
-      <w:r>
-        <w:t xml:space="preserve">Bern</w:t>
-      </w:r>
-      <w:r>
-        <w:t xml:space="preserve"> </w:t>
-      </w:r>
-      <w:r>
-        <w:t xml:space="preserve">(Dokumentenmappe</w:t>
-      </w:r>
-      <w:r>
-        <w:t xml:space="preserve"> </w:t>
-      </w:r>
-      <w:r>
-        <w:t xml:space="preserve">mit</w:t>
-      </w:r>
-      <w:r>
-        <w:t xml:space="preserve"> </w:t>
-      </w:r>
-      <w:r>
-        <w:t xml:space="preserve">Beurteilungsbericht)</w:t>
-      </w:r>
-      <w:r>
-        <w:t xml:space="preserve"> </w:t>
-      </w:r>
-      <w:r>
-        <w:t xml:space="preserve">genau</w:t>
-      </w:r>
-      <w:r>
-        <w:t xml:space="preserve"> </w:t>
-      </w:r>
-      <w:r>
-        <w:t xml:space="preserve">aussieht,</w:t>
-      </w:r>
-      <w:r>
-        <w:t xml:space="preserve"> </w:t>
-      </w:r>
-      <w:r>
-        <w:t xml:space="preserve">welche</w:t>
-      </w:r>
-      <w:r>
-        <w:t xml:space="preserve"> </w:t>
-      </w:r>
-      <w:r>
-        <w:t xml:space="preserve">Formulare</w:t>
-      </w:r>
-      <w:r>
-        <w:t xml:space="preserve"> </w:t>
-      </w:r>
-      <w:r>
-        <w:t xml:space="preserve">es</w:t>
-      </w:r>
-      <w:r>
-        <w:t xml:space="preserve"> </w:t>
-      </w:r>
-      <w:r>
-        <w:t xml:space="preserve">enthalten</w:t>
-      </w:r>
-      <w:r>
-        <w:t xml:space="preserve"> </w:t>
-      </w:r>
-      <w:r>
-        <w:t xml:space="preserve">kann</w:t>
-      </w:r>
-      <w:r>
-        <w:t xml:space="preserve"> </w:t>
-      </w:r>
-      <w:r>
-        <w:t xml:space="preserve">und</w:t>
-      </w:r>
-      <w:r>
-        <w:t xml:space="preserve"> </w:t>
-      </w:r>
-      <w:r>
-        <w:t xml:space="preserve">wie</w:t>
-      </w:r>
-      <w:r>
-        <w:t xml:space="preserve"> </w:t>
-      </w:r>
-      <w:r>
-        <w:t xml:space="preserve">man</w:t>
-      </w:r>
-      <w:r>
-        <w:t xml:space="preserve"> </w:t>
-      </w:r>
-      <w:r>
-        <w:t xml:space="preserve">ganz</w:t>
-      </w:r>
-      <w:r>
-        <w:t xml:space="preserve"> </w:t>
-      </w:r>
-      <w:r>
-        <w:t xml:space="preserve">konkret</w:t>
-      </w:r>
-      <w:r>
-        <w:t xml:space="preserve"> </w:t>
-      </w:r>
-      <w:r>
-        <w:t xml:space="preserve">Noten</w:t>
-      </w:r>
-      <w:r>
-        <w:t xml:space="preserve"> </w:t>
-      </w:r>
-      <w:r>
-        <w:t xml:space="preserve">macht</w:t>
-      </w:r>
-      <w:r>
-        <w:t xml:space="preserve"> </w:t>
-      </w:r>
-      <w:r>
-        <w:t xml:space="preserve">und</w:t>
-      </w:r>
-      <w:r>
-        <w:t xml:space="preserve"> </w:t>
-      </w:r>
-      <w:r>
-        <w:t xml:space="preserve">einen</w:t>
-      </w:r>
-      <w:r>
-        <w:t xml:space="preserve"> </w:t>
-      </w:r>
-      <w:r>
-        <w:t xml:space="preserve">Notenmassstab</w:t>
-      </w:r>
-      <w:r>
-        <w:t xml:space="preserve"> </w:t>
-      </w:r>
-      <w:r>
-        <w:t xml:space="preserve">festlegt.</w:t>
-      </w:r>
-      <w:r>
-        <w:t xml:space="preserve"> </w:t>
-      </w:r>
-      <w:r>
-        <w:t xml:space="preserve">Bevor</w:t>
-      </w:r>
-      <w:r>
-        <w:t xml:space="preserve"> </w:t>
-      </w:r>
-      <w:r>
-        <w:t xml:space="preserve">Sie</w:t>
-      </w:r>
-      <w:r>
-        <w:t xml:space="preserve"> </w:t>
-      </w:r>
-      <w:r>
-        <w:t xml:space="preserve">sich</w:t>
-      </w:r>
-      <w:r>
-        <w:t xml:space="preserve"> </w:t>
-      </w:r>
-      <w:r>
-        <w:t xml:space="preserve">allerdings</w:t>
-      </w:r>
-      <w:r>
-        <w:t xml:space="preserve"> </w:t>
-      </w:r>
-      <w:r>
-        <w:t xml:space="preserve">mit</w:t>
-      </w:r>
-      <w:r>
-        <w:t xml:space="preserve"> </w:t>
-      </w:r>
-      <w:r>
-        <w:t xml:space="preserve">diesen</w:t>
-      </w:r>
-      <w:r>
-        <w:t xml:space="preserve"> </w:t>
-      </w:r>
-      <w:r>
-        <w:t xml:space="preserve">Fragen</w:t>
-      </w:r>
-      <w:r>
-        <w:t xml:space="preserve"> </w:t>
-      </w:r>
-      <w:r>
-        <w:t xml:space="preserve">beschäftigen,</w:t>
-      </w:r>
-      <w:r>
-        <w:t xml:space="preserve"> </w:t>
-      </w:r>
-      <w:r>
-        <w:t xml:space="preserve">ist</w:t>
-      </w:r>
-      <w:r>
-        <w:t xml:space="preserve"> </w:t>
-      </w:r>
-      <w:r>
-        <w:t xml:space="preserve">es</w:t>
-      </w:r>
-      <w:r>
-        <w:t xml:space="preserve"> </w:t>
-      </w:r>
-      <w:r>
-        <w:t xml:space="preserve">wichtig,</w:t>
-      </w:r>
-      <w:r>
-        <w:t xml:space="preserve"> </w:t>
-      </w:r>
-      <w:r>
-        <w:t xml:space="preserve">dass</w:t>
-      </w:r>
-      <w:r>
-        <w:t xml:space="preserve"> </w:t>
-      </w:r>
-      <w:r>
-        <w:t xml:space="preserve">Sie</w:t>
-      </w:r>
-      <w:r>
-        <w:t xml:space="preserve"> </w:t>
-      </w:r>
-      <w:r>
-        <w:t xml:space="preserve">sich</w:t>
-      </w:r>
-      <w:r>
-        <w:t xml:space="preserve"> </w:t>
-      </w:r>
-      <w:r>
-        <w:t xml:space="preserve">in</w:t>
-      </w:r>
-      <w:r>
-        <w:t xml:space="preserve"> </w:t>
-      </w:r>
-      <w:r>
-        <w:t xml:space="preserve">diesem</w:t>
-      </w:r>
-      <w:r>
-        <w:t xml:space="preserve"> </w:t>
-      </w:r>
-      <w:r>
-        <w:t xml:space="preserve">Lernmodul</w:t>
-      </w:r>
-      <w:r>
-        <w:t xml:space="preserve"> </w:t>
-      </w:r>
-      <w:r>
-        <w:t xml:space="preserve">auch</w:t>
-      </w:r>
-      <w:r>
-        <w:t xml:space="preserve"> </w:t>
-      </w:r>
-      <w:r>
-        <w:t xml:space="preserve">grundsätzlich</w:t>
-      </w:r>
-      <w:r>
-        <w:t xml:space="preserve"> </w:t>
-      </w:r>
-      <w:r>
-        <w:t xml:space="preserve">mit</w:t>
-      </w:r>
-      <w:r>
-        <w:t xml:space="preserve"> </w:t>
-      </w:r>
-      <w:r>
-        <w:t xml:space="preserve">der</w:t>
-      </w:r>
-      <w:r>
-        <w:t xml:space="preserve"> </w:t>
-      </w:r>
-      <w:r>
-        <w:t xml:space="preserve">Frage</w:t>
-      </w:r>
-      <w:r>
-        <w:t xml:space="preserve"> </w:t>
-      </w:r>
-      <w:r>
-        <w:t xml:space="preserve">nach</w:t>
-      </w:r>
-      <w:r>
-        <w:t xml:space="preserve"> </w:t>
-      </w:r>
-      <w:r>
-        <w:t xml:space="preserve">der</w:t>
-      </w:r>
-      <w:r>
-        <w:t xml:space="preserve"> </w:t>
-      </w:r>
-      <w:r>
-        <w:t xml:space="preserve">Sinnhaftigkeit,</w:t>
-      </w:r>
-      <w:r>
-        <w:t xml:space="preserve"> </w:t>
-      </w:r>
-      <w:r>
-        <w:t xml:space="preserve">Notwendigkeit,</w:t>
-      </w:r>
-      <w:r>
-        <w:t xml:space="preserve"> </w:t>
-      </w:r>
-      <w:r>
-        <w:t xml:space="preserve">Brauchbarkeit</w:t>
-      </w:r>
-      <w:r>
-        <w:t xml:space="preserve"> </w:t>
-      </w:r>
-      <w:r>
-        <w:t xml:space="preserve">und</w:t>
-      </w:r>
-      <w:r>
-        <w:t xml:space="preserve"> </w:t>
-      </w:r>
-      <w:r>
-        <w:t xml:space="preserve">der</w:t>
-      </w:r>
-      <w:r>
-        <w:t xml:space="preserve"> </w:t>
-      </w:r>
-      <w:r>
-        <w:t xml:space="preserve">Aussagekraft</w:t>
-      </w:r>
-      <w:r>
-        <w:t xml:space="preserve"> </w:t>
-      </w:r>
-      <w:r>
-        <w:t xml:space="preserve">von</w:t>
-      </w:r>
-      <w:r>
-        <w:t xml:space="preserve"> </w:t>
-      </w:r>
-      <w:r>
-        <w:t xml:space="preserve">Noten</w:t>
-      </w:r>
-      <w:r>
-        <w:t xml:space="preserve"> </w:t>
-      </w:r>
-      <w:r>
-        <w:t xml:space="preserve">auseinandersetzen.</w:t>
-      </w:r>
-      <w:r>
-        <w:t xml:space="preserve"> </w:t>
-      </w:r>
-      <w:r>
-        <w:t xml:space="preserve">Das</w:t>
-      </w:r>
-      <w:r>
-        <w:t xml:space="preserve"> </w:t>
-      </w:r>
-      <w:r>
-        <w:t xml:space="preserve">Lernmodul</w:t>
-      </w:r>
-      <w:r>
-        <w:t xml:space="preserve"> </w:t>
-      </w:r>
-      <w:r>
-        <w:t xml:space="preserve">beginnt</w:t>
-      </w:r>
-      <w:r>
-        <w:t xml:space="preserve"> </w:t>
-      </w:r>
-      <w:r>
-        <w:t xml:space="preserve">deshalb</w:t>
-      </w:r>
-      <w:r>
-        <w:t xml:space="preserve"> </w:t>
-      </w:r>
-      <w:r>
-        <w:t xml:space="preserve">mit</w:t>
-      </w:r>
-      <w:r>
-        <w:t xml:space="preserve"> </w:t>
-      </w:r>
-      <w:r>
-        <w:t xml:space="preserve">der</w:t>
-      </w:r>
-      <w:r>
-        <w:t xml:space="preserve"> </w:t>
-      </w:r>
-      <w:r>
-        <w:t xml:space="preserve">«Notenfrage».</w:t>
+        <w:t xml:space="preserve">Im kommenden Lernmodul geht es um die Frage, wie das Zeugnis im Kanton Bern (Dokumentenmappe mit Beurteilungsbericht) genau aussieht, welche Formulare es enthalten kann und wie man ganz konkret Noten macht und einen Notenmassstab festlegt.</w:t>
+      </w:r>
+      <w:r>
+        <w:t xml:space="preserve"> </w:t>
+      </w:r>
+      <w:r>
+        <w:t xml:space="preserve">Bevor Sie sich allerdings mit diesen Fragen beschäftigen, ist es wichtig, dass Sie sich in diesem Lernmodul auch grundsätzlich mit der Frage nach der Sinnhaftigkeit, Notwendigkeit, Brauchbarkeit und der Aussagekraft von Noten auseinandersetzen. Das Lernmodul beginnt deshalb mit der «Notenfrage».</w:t>
       </w:r>
     </w:p>
     <w:tbl>
@@ -631,11 +163,11 @@
           </w:p>
           <w:p>
             <w:pPr>
+              <w:pStyle w:val="Compact"/>
               <w:numPr>
                 <w:ilvl w:val="0"/>
                 <w:numId w:val="1001"/>
               </w:numPr>
-              <w:pStyle w:val="Compact"/>
             </w:pPr>
             <w:r>
               <w:t xml:space="preserve">setzen sich mit der Sinnhaftigkeit, Brauchbarkeit, Notwendigkeit und Aussagekraft von Noten im Allgemeinen auseinander.</w:t>
@@ -643,11 +175,11 @@
           </w:p>
           <w:p>
             <w:pPr>
+              <w:pStyle w:val="Compact"/>
               <w:numPr>
                 <w:ilvl w:val="0"/>
                 <w:numId w:val="1001"/>
               </w:numPr>
-              <w:pStyle w:val="Compact"/>
             </w:pPr>
             <w:r>
               <w:t xml:space="preserve">verschaffen sich einen Überblick über die Inhalte der AHB (Kapitel 5.2).</w:t>
@@ -655,11 +187,11 @@
           </w:p>
           <w:p>
             <w:pPr>
+              <w:pStyle w:val="Compact"/>
               <w:numPr>
                 <w:ilvl w:val="0"/>
                 <w:numId w:val="1001"/>
               </w:numPr>
-              <w:pStyle w:val="Compact"/>
             </w:pPr>
             <w:r>
               <w:t xml:space="preserve">kennen die wichtigsten beurteilungsrelevanten Formulare zuhanden der Dokumentenmappe (mit Beurteilungsbericht).</w:t>
@@ -667,11 +199,11 @@
           </w:p>
           <w:p>
             <w:pPr>
+              <w:pStyle w:val="Compact"/>
               <w:numPr>
                 <w:ilvl w:val="0"/>
                 <w:numId w:val="1001"/>
               </w:numPr>
-              <w:pStyle w:val="Compact"/>
             </w:pPr>
             <w:r>
               <w:t xml:space="preserve">kennen verschiedene Möglichkeiten konkret Noten zu machen (Notenmassstäbe bzw. Notenschlüssel).</w:t>
@@ -816,8 +348,8 @@
             </w:pPr>
             <w:r>
               <w:rPr>
+                <w:i/>
                 <w:iCs/>
-                <w:i/>
               </w:rPr>
               <w:t xml:space="preserve">Noten sind aussagekräftig und sind deshalb für die Schule und die Gesellschaft unabdingbar!</w:t>
             </w:r>
@@ -831,8 +363,8 @@
             </w:pPr>
             <w:r>
               <w:rPr>
+                <w:i/>
                 <w:iCs/>
-                <w:i/>
               </w:rPr>
               <w:t xml:space="preserve">Noten sind subjektiv und nicht aussagekräftig und gehören deshalb abgeschafft!</w:t>
             </w:r>
@@ -851,11 +383,11 @@
     </w:p>
     <w:p>
       <w:pPr>
+        <w:pStyle w:val="Compact"/>
         <w:numPr>
           <w:ilvl w:val="0"/>
           <w:numId w:val="1002"/>
         </w:numPr>
-        <w:pStyle w:val="Compact"/>
       </w:pPr>
       <w:r>
         <w:t xml:space="preserve">Sichten Sie die unten zur Verfügung gestellten Texte</w:t>
@@ -874,8 +406,8 @@
       </w:r>
       <w:r>
         <w:rPr>
+          <w:i/>
           <w:iCs/>
-          <w:i/>
         </w:rPr>
         <w:t xml:space="preserve">für</w:t>
       </w:r>
@@ -890,8 +422,8 @@
       </w:r>
       <w:r>
         <w:rPr>
+          <w:i/>
           <w:iCs/>
-          <w:i/>
         </w:rPr>
         <w:t xml:space="preserve">gegen</w:t>
       </w:r>
@@ -906,8 +438,8 @@
       </w:r>
       <w:r>
         <w:rPr>
+          <w:i/>
           <w:iCs/>
-          <w:i/>
         </w:rPr>
         <w:t xml:space="preserve">für</w:t>
       </w:r>
@@ -922,8 +454,8 @@
       </w:r>
       <w:r>
         <w:rPr>
+          <w:i/>
           <w:iCs/>
-          <w:i/>
         </w:rPr>
         <w:t xml:space="preserve">gegen</w:t>
       </w:r>
@@ -936,23 +468,23 @@
     </w:p>
     <w:p>
       <w:pPr>
+        <w:pStyle w:val="Compact"/>
         <w:numPr>
           <w:ilvl w:val="0"/>
           <w:numId w:val="1002"/>
         </w:numPr>
+      </w:pPr>
+      <w:r>
+        <w:t xml:space="preserve">Sammeln und halten Sie alle Pro- sowie Kontra-Argumente fest, die Sie z.B. im Rahmen eines Streitgesprächs überzeugend finden oder als haltbar erachten.</w:t>
+      </w:r>
+    </w:p>
+    <w:p>
+      <w:pPr>
         <w:pStyle w:val="Compact"/>
-      </w:pPr>
-      <w:r>
-        <w:t xml:space="preserve">Sammeln und halten Sie alle Pro- sowie Kontra-Argumente fest, die Sie z.B. im Rahmen eines Streitgesprächs überzeugend finden oder als haltbar erachten.</w:t>
-      </w:r>
-    </w:p>
-    <w:p>
-      <w:pPr>
         <w:numPr>
           <w:ilvl w:val="0"/>
           <w:numId w:val="1002"/>
         </w:numPr>
-        <w:pStyle w:val="Compact"/>
       </w:pPr>
       <w:r>
         <w:t xml:space="preserve">Hören Sie sich nun die Argumentationen von Philippe Wampfler in den beiden unten stehendem Videos zur Frage an,</w:t>
@@ -991,23 +523,23 @@
     </w:p>
     <w:p>
       <w:pPr>
+        <w:pStyle w:val="Compact"/>
         <w:numPr>
           <w:ilvl w:val="0"/>
           <w:numId w:val="1002"/>
         </w:numPr>
+      </w:pPr>
+      <w:r>
+        <w:t xml:space="preserve">Lassen Sie sich von diesen Argumenten provozieren und herausfordern oder dann bestärken und überzeugen. Versuchen Sie dort, wo Sie nicht einverstanden sind, argumentativ zu entgegnen, zu entkräftigen und dort, wo Sie einverstanden sind, zu untermauern oder zu bekräftigen. Ergänzen Sie damit Ihre Pro-Kontra-Liste.</w:t>
+      </w:r>
+    </w:p>
+    <w:p>
+      <w:pPr>
         <w:pStyle w:val="Compact"/>
-      </w:pPr>
-      <w:r>
-        <w:t xml:space="preserve">Lassen Sie sich von diesen Argumenten provozieren und herausfordern oder dann bestärken und überzeugen. Versuchen Sie dort, wo Sie nicht einverstanden sind, argumentativ zu entgegnen, zu entkräftigen und dort, wo Sie einverstanden sind, zu untermauern oder zu bekräftigen. Ergänzen Sie damit Ihre Pro-Kontra-Liste.</w:t>
-      </w:r>
-    </w:p>
-    <w:p>
-      <w:pPr>
         <w:numPr>
           <w:ilvl w:val="0"/>
           <w:numId w:val="1002"/>
         </w:numPr>
-        <w:pStyle w:val="Compact"/>
       </w:pPr>
       <w:r>
         <w:t xml:space="preserve">Entwickeln Sie davon ausgehend eine eigene, persönliche Haltung oder Stellungnahme zur Notenfrage, die Sie auch Eltern sowie Kolleginnen und Kollegen gegenüber überzeugend und differenziert vertreten und abschliessend auch in Ihr Beurteilungskonztept integrieren können.</w:t>
@@ -1149,47 +681,47 @@
     </w:p>
     <w:p>
       <w:pPr>
+        <w:pStyle w:val="Compact"/>
         <w:numPr>
           <w:ilvl w:val="0"/>
           <w:numId w:val="1003"/>
         </w:numPr>
+      </w:pPr>
+      <w:r>
+        <w:t xml:space="preserve">Welche Bedeutung haben diese Formulare für Ihre zukünftige Tätigkeit als Lehrperson?</w:t>
+      </w:r>
+    </w:p>
+    <w:p>
+      <w:pPr>
         <w:pStyle w:val="Compact"/>
-      </w:pPr>
-      <w:r>
-        <w:t xml:space="preserve">Welche Bedeutung haben diese Formulare für Ihre zukünftige Tätigkeit als Lehrperson?</w:t>
-      </w:r>
-    </w:p>
-    <w:p>
-      <w:pPr>
         <w:numPr>
           <w:ilvl w:val="0"/>
           <w:numId w:val="1003"/>
         </w:numPr>
+      </w:pPr>
+      <w:r>
+        <w:t xml:space="preserve">Welche Bedeutung haben sie für Klassenlehrpersonen?</w:t>
+      </w:r>
+    </w:p>
+    <w:p>
+      <w:pPr>
         <w:pStyle w:val="Compact"/>
-      </w:pPr>
-      <w:r>
-        <w:t xml:space="preserve">Welche Bedeutung haben sie für Klassenlehrpersonen?</w:t>
-      </w:r>
-    </w:p>
-    <w:p>
-      <w:pPr>
         <w:numPr>
           <w:ilvl w:val="0"/>
           <w:numId w:val="1003"/>
         </w:numPr>
+      </w:pPr>
+      <w:r>
+        <w:t xml:space="preserve">Welche Bedeutung haben sie für Fachlehrpersonen?</w:t>
+      </w:r>
+    </w:p>
+    <w:p>
+      <w:pPr>
         <w:pStyle w:val="Compact"/>
-      </w:pPr>
-      <w:r>
-        <w:t xml:space="preserve">Welche Bedeutung haben sie für Fachlehrpersonen?</w:t>
-      </w:r>
-    </w:p>
-    <w:p>
-      <w:pPr>
         <w:numPr>
           <w:ilvl w:val="0"/>
           <w:numId w:val="1003"/>
         </w:numPr>
-        <w:pStyle w:val="Compact"/>
       </w:pPr>
       <w:r>
         <w:t xml:space="preserve">Welche Bedeutung haben sie für Eltern und Schülerinnen und Schüler?</w:t>
@@ -1240,8 +772,8 @@
       </w:r>
       <w:r>
         <w:rPr>
+          <w:b/>
           <w:bCs/>
-          <w:b/>
         </w:rPr>
         <w:t xml:space="preserve">leeren Formular</w:t>
       </w:r>
@@ -1256,8 +788,8 @@
       </w:r>
       <w:r>
         <w:rPr>
+          <w:b/>
           <w:bCs/>
-          <w:b/>
         </w:rPr>
         <w:t xml:space="preserve">Illustrierte Lernsituation</w:t>
       </w:r>
@@ -1272,8 +804,8 @@
       </w:r>
       <w:r>
         <w:rPr>
+          <w:b/>
           <w:bCs/>
-          <w:b/>
         </w:rPr>
         <w:t xml:space="preserve">Musterbeispiel</w:t>
       </w:r>
@@ -1368,8 +900,8 @@
       </w:r>
       <w:r>
         <w:rPr>
+          <w:i/>
           <w:iCs/>
-          <w:i/>
         </w:rPr>
         <w:t xml:space="preserve">Es geht nicht besser ohne Noten, es geht überhaupt nur ohne Noten</w:t>
       </w:r>
@@ -1381,8 +913,8 @@
       </w:r>
       <w:r>
         <w:rPr>
+          <w:i/>
           <w:iCs/>
-          <w:i/>
         </w:rPr>
         <w:t xml:space="preserve">Heft 1</w:t>
       </w:r>
@@ -1404,8 +936,8 @@
       </w:r>
       <w:r>
         <w:rPr>
+          <w:i/>
           <w:iCs/>
-          <w:i/>
         </w:rPr>
         <w:t xml:space="preserve">Der Bund</w:t>
       </w:r>
@@ -1427,8 +959,8 @@
       </w:r>
       <w:r>
         <w:rPr>
+          <w:i/>
           <w:iCs/>
-          <w:i/>
         </w:rPr>
         <w:t xml:space="preserve">Noten gehören verboten – aber warum?</w:t>
       </w:r>
@@ -1437,8 +969,8 @@
       </w:r>
       <w:r>
         <w:rPr>
+          <w:i/>
           <w:iCs/>
-          <w:i/>
         </w:rPr>
         <w:t xml:space="preserve">1</w:t>
       </w:r>
@@ -1460,8 +992,8 @@
       </w:r>
       <w:r>
         <w:rPr>
+          <w:i/>
           <w:iCs/>
-          <w:i/>
         </w:rPr>
         <w:t xml:space="preserve">Lehrplan für die Volksschule des Kantons Bern</w:t>
       </w:r>
@@ -1494,8 +1026,8 @@
       </w:r>
       <w:r>
         <w:rPr>
+          <w:i/>
           <w:iCs/>
-          <w:i/>
         </w:rPr>
         <w:t xml:space="preserve">Leistungserziehung und pädagogische Diagnostik in der Schule: Grundlagen und Anregungen für die Praxis</w:t>
       </w:r>
@@ -1520,8 +1052,8 @@
       </w:r>
       <w:r>
         <w:rPr>
+          <w:i/>
           <w:iCs/>
-          <w:i/>
         </w:rPr>
         <w:t xml:space="preserve">Die systematische Zufälligkeit des Bildungserfolgs: theoretische Erklärungen und empirische Untersuchungen zu Lernentwicklung und zur Leistungsbewertung in unterschiedlichen Schulklassen</w:t>
       </w:r>
@@ -1546,8 +1078,8 @@
       </w:r>
       <w:r>
         <w:rPr>
+          <w:i/>
           <w:iCs/>
-          <w:i/>
         </w:rPr>
         <w:t xml:space="preserve">Noten, was denn sonst?! Leistungsbeurteilung und -bewertung</w:t>
       </w:r>
@@ -1578,8 +1110,8 @@
       </w:r>
       <w:r>
         <w:rPr>
+          <w:i/>
           <w:iCs/>
-          <w:i/>
         </w:rPr>
         <w:t xml:space="preserve">Eine Schule ohne Noten: neue Wege zum Umgang mit Lernen und Leistung</w:t>
       </w:r>
@@ -1604,8 +1136,8 @@
       </w:r>
       <w:r>
         <w:rPr>
+          <w:i/>
           <w:iCs/>
-          <w:i/>
         </w:rPr>
         <w:t xml:space="preserve">Rundgang - Magazin für Unterricht und Bildung</w:t>
       </w:r>
@@ -1617,8 +1149,8 @@
       </w:r>
       <w:r>
         <w:rPr>
+          <w:i/>
           <w:iCs/>
-          <w:i/>
         </w:rPr>
         <w:t xml:space="preserve">1</w:t>
       </w:r>
@@ -1640,8 +1172,8 @@
       </w:r>
       <w:r>
         <w:rPr>
+          <w:i/>
           <w:iCs/>
-          <w:i/>
         </w:rPr>
         <w:t xml:space="preserve">Lerndialog statt Noten: neue Formen der Leistungsbeurteilung</w:t>
       </w:r>
@@ -1686,14 +1218,14 @@
 <file path=word/numbering.xml><?xml version="1.0" encoding="utf-8"?>
 <w:numbering xmlns:w="http://schemas.openxmlformats.org/wordprocessingml/2006/main">
   <w:abstractNum w:abstractNumId="990">
-    <w:nsid w:val="A990"/>
+    <w:nsid w:val="0000A990"/>
     <w:multiLevelType w:val="multilevel"/>
     <w:lvl w:ilvl="0">
       <w:numFmt w:val="bullet"/>
       <w:lvlText w:val=" "/>
       <w:lvlJc w:val="left"/>
       <w:pPr>
-        <w:ind w:left="720" w:hanging="480"/>
+        <w:ind w:left="720" w:hanging="360"/>
       </w:pPr>
     </w:lvl>
     <w:lvl w:ilvl="1">
@@ -1701,7 +1233,7 @@
       <w:lvlText w:val=" "/>
       <w:lvlJc w:val="left"/>
       <w:pPr>
-        <w:ind w:left="1440" w:hanging="480"/>
+        <w:ind w:left="1440" w:hanging="360"/>
       </w:pPr>
     </w:lvl>
     <w:lvl w:ilvl="2">
@@ -1709,7 +1241,7 @@
       <w:lvlText w:val=" "/>
       <w:lvlJc w:val="left"/>
       <w:pPr>
-        <w:ind w:left="2160" w:hanging="480"/>
+        <w:ind w:left="2160" w:hanging="360"/>
       </w:pPr>
     </w:lvl>
     <w:lvl w:ilvl="3">
@@ -1717,7 +1249,7 @@
       <w:lvlText w:val=" "/>
       <w:lvlJc w:val="left"/>
       <w:pPr>
-        <w:ind w:left="2880" w:hanging="480"/>
+        <w:ind w:left="2880" w:hanging="360"/>
       </w:pPr>
     </w:lvl>
     <w:lvl w:ilvl="4">
@@ -1725,7 +1257,7 @@
       <w:lvlText w:val=" "/>
       <w:lvlJc w:val="left"/>
       <w:pPr>
-        <w:ind w:left="3600" w:hanging="480"/>
+        <w:ind w:left="3600" w:hanging="360"/>
       </w:pPr>
     </w:lvl>
     <w:lvl w:ilvl="5">
@@ -1733,7 +1265,7 @@
       <w:lvlText w:val=" "/>
       <w:lvlJc w:val="left"/>
       <w:pPr>
-        <w:ind w:left="4320" w:hanging="480"/>
+        <w:ind w:left="4320" w:hanging="360"/>
       </w:pPr>
     </w:lvl>
     <w:lvl w:ilvl="6">
@@ -1741,7 +1273,7 @@
       <w:lvlText w:val=" "/>
       <w:lvlJc w:val="left"/>
       <w:pPr>
-        <w:ind w:left="5040" w:hanging="480"/>
+        <w:ind w:left="5040" w:hanging="360"/>
       </w:pPr>
     </w:lvl>
     <w:lvl w:ilvl="7">
@@ -1749,7 +1281,7 @@
       <w:lvlText w:val=" "/>
       <w:lvlJc w:val="left"/>
       <w:pPr>
-        <w:ind w:left="5760" w:hanging="480"/>
+        <w:ind w:left="5760" w:hanging="360"/>
       </w:pPr>
     </w:lvl>
     <w:lvl w:ilvl="8">
@@ -1757,88 +1289,115 @@
       <w:lvlText w:val=" "/>
       <w:lvlJc w:val="left"/>
       <w:pPr>
-        <w:ind w:left="6480" w:hanging="480"/>
+        <w:ind w:left="6480" w:hanging="360"/>
       </w:pPr>
     </w:lvl>
   </w:abstractNum>
   <w:abstractNum w:abstractNumId="991">
-    <w:nsid w:val="A991"/>
+    <w:nsid w:val="0000A991"/>
     <w:multiLevelType w:val="multilevel"/>
     <w:lvl w:ilvl="0">
       <w:numFmt w:val="bullet"/>
-      <w:lvlText w:val="•"/>
+      <w:lvlText w:val=""/>
       <w:lvlJc w:val="left"/>
       <w:pPr>
-        <w:ind w:left="720" w:hanging="480"/>
-      </w:pPr>
+        <w:ind w:left="720" w:hanging="360"/>
+      </w:pPr>
+      <w:rPr>
+        <w:rFonts w:ascii="Symbol" w:hAnsi="Symbol" w:cs="Symbol" w:hint="default"/>
+      </w:rPr>
     </w:lvl>
     <w:lvl w:ilvl="1">
       <w:numFmt w:val="bullet"/>
-      <w:lvlText w:val="–"/>
+      <w:lvlText w:val="o"/>
       <w:lvlJc w:val="left"/>
       <w:pPr>
-        <w:ind w:left="1440" w:hanging="480"/>
-      </w:pPr>
+        <w:ind w:left="1440" w:hanging="360"/>
+      </w:pPr>
+      <w:rPr>
+        <w:rFonts w:ascii="Courier New" w:hAnsi="Courier New" w:cs="Courier New" w:hint="default"/>
+      </w:rPr>
     </w:lvl>
     <w:lvl w:ilvl="2">
       <w:numFmt w:val="bullet"/>
-      <w:lvlText w:val="•"/>
+      <w:lvlText w:val=""/>
       <w:lvlJc w:val="left"/>
       <w:pPr>
-        <w:ind w:left="2160" w:hanging="480"/>
-      </w:pPr>
+        <w:ind w:left="2160" w:hanging="360"/>
+      </w:pPr>
+      <w:rPr>
+        <w:rFonts w:ascii="Wingdings" w:hAnsi="Wingdings" w:cs="Wingdings" w:hint="default"/>
+      </w:rPr>
     </w:lvl>
     <w:lvl w:ilvl="3">
       <w:numFmt w:val="bullet"/>
-      <w:lvlText w:val="–"/>
+      <w:lvlText w:val=""/>
       <w:lvlJc w:val="left"/>
       <w:pPr>
-        <w:ind w:left="2880" w:hanging="480"/>
-      </w:pPr>
+        <w:ind w:left="2880" w:hanging="360"/>
+      </w:pPr>
+      <w:rPr>
+        <w:rFonts w:ascii="Symbol" w:hAnsi="Symbol" w:cs="Symbol" w:hint="default"/>
+      </w:rPr>
     </w:lvl>
     <w:lvl w:ilvl="4">
       <w:numFmt w:val="bullet"/>
-      <w:lvlText w:val="•"/>
+      <w:lvlText w:val="o"/>
       <w:lvlJc w:val="left"/>
       <w:pPr>
-        <w:ind w:left="3600" w:hanging="480"/>
-      </w:pPr>
+        <w:ind w:left="3600" w:hanging="360"/>
+      </w:pPr>
+      <w:rPr>
+        <w:rFonts w:ascii="Courier New" w:hAnsi="Courier New" w:cs="Courier New" w:hint="default"/>
+      </w:rPr>
     </w:lvl>
     <w:lvl w:ilvl="5">
       <w:numFmt w:val="bullet"/>
-      <w:lvlText w:val="–"/>
+      <w:lvlText w:val=""/>
       <w:lvlJc w:val="left"/>
       <w:pPr>
-        <w:ind w:left="4320" w:hanging="480"/>
-      </w:pPr>
+        <w:ind w:left="4320" w:hanging="360"/>
+      </w:pPr>
+      <w:rPr>
+        <w:rFonts w:ascii="Wingdings" w:hAnsi="Wingdings" w:cs="Wingdings" w:hint="default"/>
+      </w:rPr>
     </w:lvl>
     <w:lvl w:ilvl="6">
       <w:numFmt w:val="bullet"/>
-      <w:lvlText w:val="•"/>
+      <w:lvlText w:val=""/>
       <w:lvlJc w:val="left"/>
       <w:pPr>
-        <w:ind w:left="5040" w:hanging="480"/>
-      </w:pPr>
+        <w:ind w:left="5040" w:hanging="360"/>
+      </w:pPr>
+      <w:rPr>
+        <w:rFonts w:ascii="Symbol" w:hAnsi="Symbol" w:cs="Symbol" w:hint="default"/>
+      </w:rPr>
     </w:lvl>
     <w:lvl w:ilvl="7">
       <w:numFmt w:val="bullet"/>
-      <w:lvlText w:val="–"/>
+      <w:lvlText w:val="o"/>
       <w:lvlJc w:val="left"/>
       <w:pPr>
-        <w:ind w:left="5760" w:hanging="480"/>
-      </w:pPr>
+        <w:ind w:left="5760" w:hanging="360"/>
+      </w:pPr>
+      <w:rPr>
+        <w:rFonts w:ascii="Courier New" w:hAnsi="Courier New" w:cs="Courier New" w:hint="default"/>
+      </w:rPr>
     </w:lvl>
     <w:lvl w:ilvl="8">
       <w:numFmt w:val="bullet"/>
-      <w:lvlText w:val="•"/>
+      <w:lvlText w:val=""/>
       <w:lvlJc w:val="left"/>
       <w:pPr>
-        <w:ind w:left="6480" w:hanging="480"/>
-      </w:pPr>
+        <w:ind w:left="6480" w:hanging="360"/>
+      </w:pPr>
+      <w:rPr>
+        <w:rFonts w:ascii="Wingdings" w:hAnsi="Wingdings" w:cs="Wingdings" w:hint="default"/>
+      </w:rPr>
     </w:lvl>
   </w:abstractNum>
   <w:abstractNum w:abstractNumId="99411">
-    <w:nsid w:val="A99411"/>
+    <w:nsid w:val="00A99411"/>
     <w:multiLevelType w:val="multilevel"/>
     <w:lvl w:ilvl="0">
       <w:start w:val="1"/>
@@ -1846,7 +1405,7 @@
       <w:lvlText w:val="%1."/>
       <w:lvlJc w:val="left"/>
       <w:pPr>
-        <w:ind w:left="720" w:hanging="480"/>
+        <w:ind w:left="720" w:hanging="360"/>
       </w:pPr>
     </w:lvl>
     <w:lvl w:ilvl="1">
@@ -1855,7 +1414,7 @@
       <w:lvlText w:val="%2."/>
       <w:lvlJc w:val="left"/>
       <w:pPr>
-        <w:ind w:left="1440" w:hanging="480"/>
+        <w:ind w:left="1440" w:hanging="360"/>
       </w:pPr>
     </w:lvl>
     <w:lvl w:ilvl="2">
@@ -1864,7 +1423,7 @@
       <w:lvlText w:val="%3."/>
       <w:lvlJc w:val="left"/>
       <w:pPr>
-        <w:ind w:left="2160" w:hanging="480"/>
+        <w:ind w:left="2160" w:hanging="360"/>
       </w:pPr>
     </w:lvl>
     <w:lvl w:ilvl="3">
@@ -1873,7 +1432,7 @@
       <w:lvlText w:val="%4."/>
       <w:lvlJc w:val="left"/>
       <w:pPr>
-        <w:ind w:left="2880" w:hanging="480"/>
+        <w:ind w:left="2880" w:hanging="360"/>
       </w:pPr>
     </w:lvl>
     <w:lvl w:ilvl="4">
@@ -1882,7 +1441,7 @@
       <w:lvlText w:val="%5."/>
       <w:lvlJc w:val="left"/>
       <w:pPr>
-        <w:ind w:left="3600" w:hanging="480"/>
+        <w:ind w:left="3600" w:hanging="360"/>
       </w:pPr>
     </w:lvl>
     <w:lvl w:ilvl="5">
@@ -1891,7 +1450,7 @@
       <w:lvlText w:val="%6."/>
       <w:lvlJc w:val="left"/>
       <w:pPr>
-        <w:ind w:left="4320" w:hanging="480"/>
+        <w:ind w:left="4320" w:hanging="360"/>
       </w:pPr>
     </w:lvl>
     <w:lvl w:ilvl="6">
@@ -1900,7 +1459,7 @@
       <w:lvlText w:val="%7."/>
       <w:lvlJc w:val="left"/>
       <w:pPr>
-        <w:ind w:left="5040" w:hanging="480"/>
+        <w:ind w:left="5040" w:hanging="360"/>
       </w:pPr>
     </w:lvl>
     <w:lvl w:ilvl="7">
@@ -1909,7 +1468,7 @@
       <w:lvlText w:val="%8."/>
       <w:lvlJc w:val="left"/>
       <w:pPr>
-        <w:ind w:left="5760" w:hanging="480"/>
+        <w:ind w:left="5760" w:hanging="360"/>
       </w:pPr>
     </w:lvl>
     <w:lvl w:ilvl="8">
@@ -1918,7 +1477,7 @@
       <w:lvlText w:val="%9."/>
       <w:lvlJc w:val="left"/>
       <w:pPr>
-        <w:ind w:left="6480" w:hanging="480"/>
+        <w:ind w:left="6480" w:hanging="360"/>
       </w:pPr>
     </w:lvl>
   </w:abstractNum>
@@ -1990,10 +1549,10 @@
     <w:name w:val="Body Text"/>
     <w:basedOn w:val="Normal"/>
     <w:link w:val="BodyTextChar"/>
+    <w:qFormat/>
     <w:pPr>
       <w:spacing w:after="180" w:before="180"/>
     </w:pPr>
-    <w:qFormat/>
   </w:style>
   <w:style w:customStyle="1" w:styleId="FirstParagraph" w:type="paragraph">
     <w:name w:val="First Paragraph"/>
@@ -2013,36 +1572,69 @@
     <w:name w:val="Title"/>
     <w:basedOn w:val="Normal"/>
     <w:next w:val="BodyText"/>
+    <w:link w:val="TitleChar"/>
+    <w:uiPriority w:val="10"/>
     <w:qFormat/>
+    <w:rsid w:val="00A10FD9"/>
     <w:pPr>
-      <w:keepNext/>
-      <w:keepLines/>
-      <w:spacing w:after="240" w:before="480"/>
+      <w:spacing w:after="80" w:line="240" w:lineRule="auto"/>
+      <w:contextualSpacing/>
       <w:jc w:val="center"/>
     </w:pPr>
     <w:rPr>
       <w:rFonts w:asciiTheme="majorHAnsi" w:cstheme="majorBidi" w:eastAsiaTheme="majorEastAsia" w:hAnsiTheme="majorHAnsi"/>
-      <w:b/>
-      <w:bCs/>
-      <w:color w:themeColor="accent1" w:themeShade="B5" w:val="345A8A"/>
-      <w:sz w:val="36"/>
-      <w:szCs w:val="36"/>
+      <w:spacing w:val="-10"/>
+      <w:kern w:val="28"/>
+      <w:sz w:val="56"/>
+      <w:szCs w:val="56"/>
+    </w:rPr>
+  </w:style>
+  <w:style w:customStyle="1" w:styleId="TitleChar" w:type="character">
+    <w:name w:val="Title Char"/>
+    <w:basedOn w:val="DefaultParagraphFont"/>
+    <w:link w:val="Title"/>
+    <w:uiPriority w:val="10"/>
+    <w:rsid w:val="00A10FD9"/>
+    <w:rPr>
+      <w:rFonts w:asciiTheme="majorHAnsi" w:cstheme="majorBidi" w:eastAsiaTheme="majorEastAsia" w:hAnsiTheme="majorHAnsi"/>
+      <w:spacing w:val="-10"/>
+      <w:kern w:val="28"/>
+      <w:sz w:val="56"/>
+      <w:szCs w:val="56"/>
     </w:rPr>
   </w:style>
   <w:style w:styleId="Subtitle" w:type="paragraph">
     <w:name w:val="Subtitle"/>
     <w:basedOn w:val="Title"/>
     <w:next w:val="BodyText"/>
+    <w:link w:val="SubtitleChar"/>
+    <w:uiPriority w:val="11"/>
     <w:qFormat/>
+    <w:rsid w:val="00A10FD9"/>
     <w:pPr>
-      <w:keepNext/>
-      <w:keepLines/>
-      <w:spacing w:after="240" w:before="240"/>
-      <w:jc w:val="center"/>
+      <w:numPr>
+        <w:ilvl w:val="1"/>
+      </w:numPr>
     </w:pPr>
     <w:rPr>
-      <w:sz w:val="30"/>
-      <w:szCs w:val="30"/>
+      <w:rFonts w:cstheme="majorBidi" w:eastAsiaTheme="majorEastAsia"/>
+      <w:spacing w:val="15"/>
+      <w:sz w:val="28"/>
+      <w:szCs w:val="28"/>
+    </w:rPr>
+  </w:style>
+  <w:style w:customStyle="1" w:styleId="SubtitleChar" w:type="character">
+    <w:name w:val="Subtitle Char"/>
+    <w:basedOn w:val="DefaultParagraphFont"/>
+    <w:link w:val="Subtitle"/>
+    <w:uiPriority w:val="11"/>
+    <w:rsid w:val="00A10FD9"/>
+    <w:rPr>
+      <w:rFonts w:cstheme="majorBidi" w:eastAsiaTheme="majorEastAsia"/>
+      <w:color w:themeColor="text1" w:themeTint="A6" w:val="595959"/>
+      <w:spacing w:val="15"/>
+      <w:sz w:val="28"/>
+      <w:szCs w:val="28"/>
     </w:rPr>
   </w:style>
   <w:style w:customStyle="1" w:styleId="Author" w:type="paragraph">
@@ -2073,15 +1665,13 @@
     <w:pPr>
       <w:keepNext/>
       <w:keepLines/>
+      <w:spacing w:after="0" w:before="300"/>
       <w:jc w:val="center"/>
-      <w:spacing w:after="0" w:before="300"/>
     </w:pPr>
     <w:rPr>
+      <w:b/>
       <w:sz w:val="20"/>
       <w:szCs w:val="20"/>
-      <w:b/>
-      <w:color w:val="345A8A"/>
-      &gt;
     </w:rPr>
   </w:style>
   <w:style w:customStyle="1" w:styleId="Abstract" w:type="paragraph">
@@ -2108,191 +1698,321 @@
     <w:rPr/>
   </w:style>
   <w:style w:styleId="Heading1" w:type="paragraph">
-    <w:name w:val="Heading 1"/>
+    <w:name w:val="heading 1"/>
     <w:basedOn w:val="Normal"/>
     <w:next w:val="BodyText"/>
+    <w:link w:val="Heading1Char"/>
     <w:uiPriority w:val="9"/>
     <w:qFormat/>
+    <w:rsid w:val="00A10FD9"/>
     <w:pPr>
       <w:keepNext/>
       <w:keepLines/>
-      <w:spacing w:after="0" w:before="480"/>
+      <w:spacing w:after="80" w:before="360"/>
       <w:outlineLvl w:val="0"/>
     </w:pPr>
     <w:rPr>
       <w:rFonts w:asciiTheme="majorHAnsi" w:cstheme="majorBidi" w:eastAsiaTheme="majorEastAsia" w:hAnsiTheme="majorHAnsi"/>
-      <w:b/>
-      <w:bCs/>
-      <w:color w:themeColor="accent1" w:val="4F81BD"/>
-      <w:sz w:val="32"/>
-      <w:szCs w:val="32"/>
+      <w:color w:themeColor="accent1" w:themeShade="BF" w:val="0F4761"/>
+      <w:sz w:val="40"/>
+      <w:szCs w:val="40"/>
     </w:rPr>
   </w:style>
   <w:style w:styleId="Heading2" w:type="paragraph">
-    <w:name w:val="Heading 2"/>
+    <w:name w:val="heading 2"/>
     <w:basedOn w:val="Normal"/>
     <w:next w:val="BodyText"/>
+    <w:link w:val="Heading2Char"/>
     <w:uiPriority w:val="9"/>
+    <w:semiHidden/>
     <w:unhideWhenUsed/>
     <w:qFormat/>
+    <w:rsid w:val="00A10FD9"/>
     <w:pPr>
       <w:keepNext/>
       <w:keepLines/>
-      <w:spacing w:after="0" w:before="200"/>
+      <w:spacing w:after="80" w:before="160"/>
       <w:outlineLvl w:val="1"/>
     </w:pPr>
     <w:rPr>
       <w:rFonts w:asciiTheme="majorHAnsi" w:cstheme="majorBidi" w:eastAsiaTheme="majorEastAsia" w:hAnsiTheme="majorHAnsi"/>
-      <w:b/>
-      <w:bCs/>
-      <w:color w:themeColor="accent1" w:val="4F81BD"/>
-      <w:sz w:val="28"/>
-      <w:szCs w:val="28"/>
+      <w:color w:themeColor="accent1" w:themeShade="BF" w:val="0F4761"/>
+      <w:sz w:val="32"/>
+      <w:szCs w:val="32"/>
     </w:rPr>
   </w:style>
   <w:style w:styleId="Heading3" w:type="paragraph">
-    <w:name w:val="Heading 3"/>
+    <w:name w:val="heading 3"/>
     <w:basedOn w:val="Normal"/>
     <w:next w:val="BodyText"/>
+    <w:link w:val="Heading3Char"/>
     <w:uiPriority w:val="9"/>
+    <w:semiHidden/>
     <w:unhideWhenUsed/>
     <w:qFormat/>
+    <w:rsid w:val="00A10FD9"/>
     <w:pPr>
       <w:keepNext/>
       <w:keepLines/>
-      <w:spacing w:after="0" w:before="200"/>
+      <w:spacing w:after="80" w:before="160"/>
       <w:outlineLvl w:val="2"/>
     </w:pPr>
     <w:rPr>
-      <w:rFonts w:asciiTheme="majorHAnsi" w:cstheme="majorBidi" w:eastAsiaTheme="majorEastAsia" w:hAnsiTheme="majorHAnsi"/>
-      <w:b/>
-      <w:bCs/>
-      <w:color w:themeColor="accent1" w:val="4F81BD"/>
-      <w:sz w:val="24"/>
-      <w:szCs w:val="24"/>
+      <w:rFonts w:cstheme="majorBidi" w:eastAsiaTheme="majorEastAsia"/>
+      <w:color w:themeColor="accent1" w:themeShade="BF" w:val="0F4761"/>
+      <w:sz w:val="28"/>
+      <w:szCs w:val="28"/>
     </w:rPr>
   </w:style>
   <w:style w:styleId="Heading4" w:type="paragraph">
-    <w:name w:val="Heading 4"/>
+    <w:name w:val="heading 4"/>
     <w:basedOn w:val="Normal"/>
     <w:next w:val="BodyText"/>
+    <w:link w:val="Heading4Char"/>
     <w:uiPriority w:val="9"/>
+    <w:semiHidden/>
     <w:unhideWhenUsed/>
     <w:qFormat/>
+    <w:rsid w:val="00A10FD9"/>
     <w:pPr>
       <w:keepNext/>
       <w:keepLines/>
-      <w:spacing w:after="0" w:before="200"/>
+      <w:spacing w:after="40" w:before="80"/>
       <w:outlineLvl w:val="3"/>
     </w:pPr>
     <w:rPr>
-      <w:rFonts w:asciiTheme="majorHAnsi" w:cstheme="majorBidi" w:eastAsiaTheme="majorEastAsia" w:hAnsiTheme="majorHAnsi"/>
+      <w:rFonts w:cstheme="majorBidi" w:eastAsiaTheme="majorEastAsia"/>
       <w:i/>
-      <w:bCs/>
-      <w:color w:themeColor="accent1" w:val="4F81BD"/>
-      <w:sz w:val="24"/>
-      <w:szCs w:val="24"/>
+      <w:iCs/>
+      <w:color w:themeColor="accent1" w:themeShade="BF" w:val="0F4761"/>
     </w:rPr>
   </w:style>
   <w:style w:styleId="Heading5" w:type="paragraph">
-    <w:name w:val="Heading 5"/>
+    <w:name w:val="heading 5"/>
     <w:basedOn w:val="Normal"/>
     <w:next w:val="BodyText"/>
+    <w:link w:val="Heading5Char"/>
     <w:uiPriority w:val="9"/>
+    <w:semiHidden/>
     <w:unhideWhenUsed/>
     <w:qFormat/>
+    <w:rsid w:val="00A10FD9"/>
     <w:pPr>
       <w:keepNext/>
       <w:keepLines/>
-      <w:spacing w:after="0" w:before="200"/>
+      <w:spacing w:after="40" w:before="80"/>
       <w:outlineLvl w:val="4"/>
     </w:pPr>
     <w:rPr>
-      <w:rFonts w:asciiTheme="majorHAnsi" w:cstheme="majorBidi" w:eastAsiaTheme="majorEastAsia" w:hAnsiTheme="majorHAnsi"/>
-      <w:iCs/>
-      <w:color w:themeColor="accent1" w:val="4F81BD"/>
-      <w:sz w:val="24"/>
-      <w:szCs w:val="24"/>
+      <w:rFonts w:cstheme="majorBidi" w:eastAsiaTheme="majorEastAsia"/>
+      <w:color w:themeColor="accent1" w:themeShade="BF" w:val="0F4761"/>
     </w:rPr>
   </w:style>
   <w:style w:styleId="Heading6" w:type="paragraph">
-    <w:name w:val="Heading 6"/>
+    <w:name w:val="heading 6"/>
     <w:basedOn w:val="Normal"/>
     <w:next w:val="BodyText"/>
+    <w:link w:val="Heading6Char"/>
     <w:uiPriority w:val="9"/>
+    <w:semiHidden/>
     <w:unhideWhenUsed/>
     <w:qFormat/>
+    <w:rsid w:val="00A10FD9"/>
     <w:pPr>
       <w:keepNext/>
       <w:keepLines/>
-      <w:spacing w:after="0" w:before="200"/>
+      <w:spacing w:after="0" w:before="40"/>
       <w:outlineLvl w:val="5"/>
     </w:pPr>
     <w:rPr>
-      <w:rFonts w:asciiTheme="majorHAnsi" w:cstheme="majorBidi" w:eastAsiaTheme="majorEastAsia" w:hAnsiTheme="majorHAnsi"/>
-      <w:color w:themeColor="accent1" w:val="4F81BD"/>
-      <w:sz w:val="24"/>
-      <w:szCs w:val="24"/>
+      <w:rFonts w:cstheme="majorBidi" w:eastAsiaTheme="majorEastAsia"/>
+      <w:i/>
+      <w:iCs/>
+      <w:color w:themeColor="text1" w:themeTint="A6" w:val="595959"/>
     </w:rPr>
   </w:style>
   <w:style w:styleId="Heading7" w:type="paragraph">
-    <w:name w:val="Heading 7"/>
+    <w:name w:val="heading 7"/>
     <w:basedOn w:val="Normal"/>
     <w:next w:val="BodyText"/>
+    <w:link w:val="Heading7Char"/>
     <w:uiPriority w:val="9"/>
+    <w:semiHidden/>
     <w:unhideWhenUsed/>
     <w:qFormat/>
+    <w:rsid w:val="00A10FD9"/>
     <w:pPr>
       <w:keepNext/>
       <w:keepLines/>
-      <w:spacing w:after="0" w:before="200"/>
+      <w:spacing w:after="0" w:before="40"/>
       <w:outlineLvl w:val="6"/>
     </w:pPr>
     <w:rPr>
-      <w:rFonts w:asciiTheme="majorHAnsi" w:cstheme="majorBidi" w:eastAsiaTheme="majorEastAsia" w:hAnsiTheme="majorHAnsi"/>
-      <w:color w:themeColor="accent1" w:val="4F81BD"/>
-      <w:sz w:val="24"/>
-      <w:szCs w:val="24"/>
+      <w:rFonts w:cstheme="majorBidi" w:eastAsiaTheme="majorEastAsia"/>
+      <w:color w:themeColor="text1" w:themeTint="A6" w:val="595959"/>
     </w:rPr>
   </w:style>
   <w:style w:styleId="Heading8" w:type="paragraph">
-    <w:name w:val="Heading 8"/>
+    <w:name w:val="heading 8"/>
     <w:basedOn w:val="Normal"/>
     <w:next w:val="BodyText"/>
+    <w:link w:val="Heading8Char"/>
     <w:uiPriority w:val="9"/>
+    <w:semiHidden/>
     <w:unhideWhenUsed/>
     <w:qFormat/>
+    <w:rsid w:val="00A10FD9"/>
     <w:pPr>
       <w:keepNext/>
       <w:keepLines/>
-      <w:spacing w:after="0" w:before="200"/>
+      <w:spacing w:after="0"/>
       <w:outlineLvl w:val="7"/>
     </w:pPr>
     <w:rPr>
-      <w:rFonts w:asciiTheme="majorHAnsi" w:cstheme="majorBidi" w:eastAsiaTheme="majorEastAsia" w:hAnsiTheme="majorHAnsi"/>
-      <w:color w:themeColor="accent1" w:val="4F81BD"/>
-      <w:sz w:val="24"/>
-      <w:szCs w:val="24"/>
+      <w:rFonts w:cstheme="majorBidi" w:eastAsiaTheme="majorEastAsia"/>
+      <w:i/>
+      <w:iCs/>
+      <w:color w:themeColor="text1" w:themeTint="D8" w:val="272727"/>
     </w:rPr>
   </w:style>
   <w:style w:styleId="Heading9" w:type="paragraph">
-    <w:name w:val="Heading 9"/>
+    <w:name w:val="heading 9"/>
     <w:basedOn w:val="Normal"/>
     <w:next w:val="BodyText"/>
+    <w:link w:val="Heading9Char"/>
     <w:uiPriority w:val="9"/>
+    <w:semiHidden/>
     <w:unhideWhenUsed/>
     <w:qFormat/>
+    <w:rsid w:val="00A10FD9"/>
     <w:pPr>
       <w:keepNext/>
       <w:keepLines/>
-      <w:spacing w:after="0" w:before="200"/>
+      <w:spacing w:after="0"/>
       <w:outlineLvl w:val="8"/>
     </w:pPr>
     <w:rPr>
+      <w:rFonts w:cstheme="majorBidi" w:eastAsiaTheme="majorEastAsia"/>
+      <w:color w:themeColor="text1" w:themeTint="D8" w:val="272727"/>
+    </w:rPr>
+  </w:style>
+  <w:style w:customStyle="1" w:styleId="Heading1Char" w:type="character">
+    <w:name w:val="Heading 1 Char"/>
+    <w:basedOn w:val="DefaultParagraphFont"/>
+    <w:link w:val="Heading1"/>
+    <w:uiPriority w:val="9"/>
+    <w:rsid w:val="00A10FD9"/>
+    <w:rPr>
       <w:rFonts w:asciiTheme="majorHAnsi" w:cstheme="majorBidi" w:eastAsiaTheme="majorEastAsia" w:hAnsiTheme="majorHAnsi"/>
-      <w:color w:themeColor="accent1" w:val="4F81BD"/>
-      <w:sz w:val="24"/>
-      <w:szCs w:val="24"/>
+      <w:color w:themeColor="accent1" w:themeShade="BF" w:val="0F4761"/>
+      <w:sz w:val="40"/>
+      <w:szCs w:val="40"/>
+    </w:rPr>
+  </w:style>
+  <w:style w:customStyle="1" w:styleId="Heading2Char" w:type="character">
+    <w:name w:val="Heading 2 Char"/>
+    <w:basedOn w:val="DefaultParagraphFont"/>
+    <w:link w:val="Heading2"/>
+    <w:uiPriority w:val="9"/>
+    <w:semiHidden/>
+    <w:rsid w:val="00A10FD9"/>
+    <w:rPr>
+      <w:rFonts w:asciiTheme="majorHAnsi" w:cstheme="majorBidi" w:eastAsiaTheme="majorEastAsia" w:hAnsiTheme="majorHAnsi"/>
+      <w:color w:themeColor="accent1" w:themeShade="BF" w:val="0F4761"/>
+      <w:sz w:val="32"/>
+      <w:szCs w:val="32"/>
+    </w:rPr>
+  </w:style>
+  <w:style w:customStyle="1" w:styleId="Heading3Char" w:type="character">
+    <w:name w:val="Heading 3 Char"/>
+    <w:basedOn w:val="DefaultParagraphFont"/>
+    <w:link w:val="Heading3"/>
+    <w:uiPriority w:val="9"/>
+    <w:semiHidden/>
+    <w:rsid w:val="00A10FD9"/>
+    <w:rPr>
+      <w:rFonts w:cstheme="majorBidi" w:eastAsiaTheme="majorEastAsia"/>
+      <w:color w:themeColor="accent1" w:themeShade="BF" w:val="0F4761"/>
+      <w:sz w:val="28"/>
+      <w:szCs w:val="28"/>
+    </w:rPr>
+  </w:style>
+  <w:style w:customStyle="1" w:styleId="Heading4Char" w:type="character">
+    <w:name w:val="Heading 4 Char"/>
+    <w:basedOn w:val="DefaultParagraphFont"/>
+    <w:link w:val="Heading4"/>
+    <w:uiPriority w:val="9"/>
+    <w:semiHidden/>
+    <w:rsid w:val="00A10FD9"/>
+    <w:rPr>
+      <w:rFonts w:cstheme="majorBidi" w:eastAsiaTheme="majorEastAsia"/>
+      <w:i/>
+      <w:iCs/>
+      <w:color w:themeColor="accent1" w:themeShade="BF" w:val="0F4761"/>
+    </w:rPr>
+  </w:style>
+  <w:style w:customStyle="1" w:styleId="Heading5Char" w:type="character">
+    <w:name w:val="Heading 5 Char"/>
+    <w:basedOn w:val="DefaultParagraphFont"/>
+    <w:link w:val="Heading5"/>
+    <w:uiPriority w:val="9"/>
+    <w:semiHidden/>
+    <w:rsid w:val="00A10FD9"/>
+    <w:rPr>
+      <w:rFonts w:cstheme="majorBidi" w:eastAsiaTheme="majorEastAsia"/>
+      <w:color w:themeColor="accent1" w:themeShade="BF" w:val="0F4761"/>
+    </w:rPr>
+  </w:style>
+  <w:style w:customStyle="1" w:styleId="Heading6Char" w:type="character">
+    <w:name w:val="Heading 6 Char"/>
+    <w:basedOn w:val="DefaultParagraphFont"/>
+    <w:link w:val="Heading6"/>
+    <w:uiPriority w:val="9"/>
+    <w:semiHidden/>
+    <w:rsid w:val="00A10FD9"/>
+    <w:rPr>
+      <w:rFonts w:cstheme="majorBidi" w:eastAsiaTheme="majorEastAsia"/>
+      <w:i/>
+      <w:iCs/>
+      <w:color w:themeColor="text1" w:themeTint="A6" w:val="595959"/>
+    </w:rPr>
+  </w:style>
+  <w:style w:customStyle="1" w:styleId="Heading7Char" w:type="character">
+    <w:name w:val="Heading 7 Char"/>
+    <w:basedOn w:val="DefaultParagraphFont"/>
+    <w:link w:val="Heading7"/>
+    <w:uiPriority w:val="9"/>
+    <w:semiHidden/>
+    <w:rsid w:val="00A10FD9"/>
+    <w:rPr>
+      <w:rFonts w:cstheme="majorBidi" w:eastAsiaTheme="majorEastAsia"/>
+      <w:color w:themeColor="text1" w:themeTint="A6" w:val="595959"/>
+    </w:rPr>
+  </w:style>
+  <w:style w:customStyle="1" w:styleId="Heading8Char" w:type="character">
+    <w:name w:val="Heading 8 Char"/>
+    <w:basedOn w:val="DefaultParagraphFont"/>
+    <w:link w:val="Heading8"/>
+    <w:uiPriority w:val="9"/>
+    <w:semiHidden/>
+    <w:rsid w:val="00A10FD9"/>
+    <w:rPr>
+      <w:rFonts w:cstheme="majorBidi" w:eastAsiaTheme="majorEastAsia"/>
+      <w:i/>
+      <w:iCs/>
+      <w:color w:themeColor="text1" w:themeTint="D8" w:val="272727"/>
+    </w:rPr>
+  </w:style>
+  <w:style w:customStyle="1" w:styleId="Heading9Char" w:type="character">
+    <w:name w:val="Heading 9 Char"/>
+    <w:basedOn w:val="DefaultParagraphFont"/>
+    <w:link w:val="Heading9"/>
+    <w:uiPriority w:val="9"/>
+    <w:semiHidden/>
+    <w:rsid w:val="00A10FD9"/>
+    <w:rPr>
+      <w:rFonts w:cstheme="majorBidi" w:eastAsiaTheme="majorEastAsia"/>
+      <w:color w:themeColor="text1" w:themeTint="D8" w:val="272727"/>
     </w:rPr>
   </w:style>
   <w:style w:styleId="BlockText" w:type="paragraph">
@@ -2317,8 +2037,8 @@
   </w:style>
   <w:style w:styleId="FootnoteBlockText" w:type="paragraph">
     <w:name w:val="Footnote Block Text"/>
-    <w:basedOn w:val="Footnote Text"/>
-    <w:next w:val="Footnote Text"/>
+    <w:basedOn w:val="FootnoteText"/>
+    <w:next w:val="FootnoteText"/>
     <w:uiPriority w:val="9"/>
     <w:unhideWhenUsed/>
     <w:qFormat/>
@@ -2356,10 +2076,10 @@
         <w:jc w:val="left"/>
       </w:trPr>
       <w:tcPr>
-        <w:vAlign w:val="bottom"/>
         <w:tcBorders>
           <w:bottom w:val="single"/>
         </w:tcBorders>
+        <w:vAlign w:val="bottom"/>
       </w:tcPr>
     </w:tblStylePr>
   </w:style>
@@ -2475,6 +2195,7 @@
     <w:name w:val="KeywordTok"/>
     <w:basedOn w:val="VerbatimChar"/>
     <w:rPr>
+      <w:b/>
       <w:color w:val="003b4f"/>
       <w:shd w:val="clear" w:fill="f1f3f5"/>
     </w:rPr>
@@ -2579,9 +2300,9 @@
     <w:name w:val="DocumentationTok"/>
     <w:basedOn w:val="VerbatimChar"/>
     <w:rPr>
+      <w:i/>
       <w:color w:val="5e5e5e"/>
       <w:shd w:val="clear" w:fill="f1f3f5"/>
-      <w:i/>
     </w:rPr>
   </w:style>
   <w:style w:type="character" w:customStyle="1" w:styleId="AnnotationTok">
@@ -2596,9 +2317,9 @@
     <w:name w:val="CommentVarTok"/>
     <w:basedOn w:val="VerbatimChar"/>
     <w:rPr>
+      <w:i/>
       <w:color w:val="5e5e5e"/>
       <w:shd w:val="clear" w:fill="f1f3f5"/>
-      <w:i/>
     </w:rPr>
   </w:style>
   <w:style w:type="character" w:customStyle="1" w:styleId="OtherTok">
@@ -2629,6 +2350,7 @@
     <w:name w:val="ControlFlowTok"/>
     <w:basedOn w:val="VerbatimChar"/>
     <w:rPr>
+      <w:b/>
       <w:color w:val="003b4f"/>
       <w:shd w:val="clear" w:fill="f1f3f5"/>
     </w:rPr>
@@ -2693,9 +2415,9 @@
     <w:name w:val="WarningTok"/>
     <w:basedOn w:val="VerbatimChar"/>
     <w:rPr>
+      <w:i/>
       <w:color w:val="5e5e5e"/>
       <w:shd w:val="clear" w:fill="f1f3f5"/>
-      <w:i/>
     </w:rPr>
   </w:style>
   <w:style w:type="character" w:customStyle="1" w:styleId="AlertTok">
@@ -2736,44 +2458,44 @@
         <a:sysClr val="window" lastClr="FFFFFF"/>
       </a:lt1>
       <a:dk2>
-        <a:srgbClr val="1F497D"/>
+        <a:srgbClr val="0E2841"/>
       </a:dk2>
       <a:lt2>
-        <a:srgbClr val="EEECE1"/>
+        <a:srgbClr val="E8E8E8"/>
       </a:lt2>
       <a:accent1>
-        <a:srgbClr val="4F81BD"/>
+        <a:srgbClr val="156082"/>
       </a:accent1>
       <a:accent2>
-        <a:srgbClr val="C0504D"/>
+        <a:srgbClr val="E97132"/>
       </a:accent2>
       <a:accent3>
-        <a:srgbClr val="9BBB59"/>
+        <a:srgbClr val="196B24"/>
       </a:accent3>
       <a:accent4>
-        <a:srgbClr val="8064A2"/>
+        <a:srgbClr val="0F9ED5"/>
       </a:accent4>
       <a:accent5>
-        <a:srgbClr val="4BACC6"/>
+        <a:srgbClr val="A02B93"/>
       </a:accent5>
       <a:accent6>
-        <a:srgbClr val="F79646"/>
+        <a:srgbClr val="4EA72E"/>
       </a:accent6>
       <a:hlink>
-        <a:srgbClr val="0000FF"/>
+        <a:srgbClr val="467886"/>
       </a:hlink>
       <a:folHlink>
-        <a:srgbClr val="800080"/>
+        <a:srgbClr val="96607D"/>
       </a:folHlink>
     </a:clrScheme>
     <a:fontScheme name="Office">
       <a:majorFont>
-        <a:latin typeface="Calibri"/>
+        <a:latin typeface="Aptos Display" panose="02110004020202020204"/>
         <a:ea typeface=""/>
         <a:cs typeface=""/>
-        <a:font script="Jpan" typeface="ＭＳ ゴシック"/>
+        <a:font script="Jpan" typeface="游ゴシック Light"/>
         <a:font script="Hang" typeface="맑은 고딕"/>
-        <a:font script="Hans" typeface="宋体"/>
+        <a:font script="Hans" typeface="等线 Light"/>
         <a:font script="Hant" typeface="新細明體"/>
         <a:font script="Arab" typeface="Times New Roman"/>
         <a:font script="Hebr" typeface="Times New Roman"/>
@@ -2800,14 +2522,32 @@
         <a:font script="Mong" typeface="Mongolian Baiti"/>
         <a:font script="Viet" typeface="Times New Roman"/>
         <a:font script="Uigh" typeface="Microsoft Uighur"/>
+        <a:font script="Geor" typeface="Sylfaen"/>
+        <a:font script="Armn" typeface="Arial"/>
+        <a:font script="Bugi" typeface="Leelawadee UI"/>
+        <a:font script="Bopo" typeface="Microsoft JhengHei"/>
+        <a:font script="Java" typeface="Javanese Text"/>
+        <a:font script="Lisu" typeface="Segoe UI"/>
+        <a:font script="Mymr" typeface="Myanmar Text"/>
+        <a:font script="Nkoo" typeface="Ebrima"/>
+        <a:font script="Olck" typeface="Nirmala UI"/>
+        <a:font script="Osma" typeface="Ebrima"/>
+        <a:font script="Phag" typeface="Phagspa"/>
+        <a:font script="Syrn" typeface="Estrangelo Edessa"/>
+        <a:font script="Syrj" typeface="Estrangelo Edessa"/>
+        <a:font script="Syre" typeface="Estrangelo Edessa"/>
+        <a:font script="Sora" typeface="Nirmala UI"/>
+        <a:font script="Tale" typeface="Microsoft Tai Le"/>
+        <a:font script="Talu" typeface="Microsoft New Tai Lue"/>
+        <a:font script="Tfng" typeface="Ebrima"/>
       </a:majorFont>
       <a:minorFont>
-        <a:latin typeface="Cambria"/>
+        <a:latin typeface="Aptos" panose="02110004020202020204"/>
         <a:ea typeface=""/>
         <a:cs typeface=""/>
-        <a:font script="Jpan" typeface="ＭＳ 明朝"/>
+        <a:font script="Jpan" typeface="游明朝"/>
         <a:font script="Hang" typeface="맑은 고딕"/>
-        <a:font script="Hans" typeface="宋体"/>
+        <a:font script="Hans" typeface="等线"/>
         <a:font script="Hant" typeface="新細明體"/>
         <a:font script="Arab" typeface="Arial"/>
         <a:font script="Hebr" typeface="Arial"/>
@@ -2834,6 +2574,24 @@
         <a:font script="Mong" typeface="Mongolian Baiti"/>
         <a:font script="Viet" typeface="Arial"/>
         <a:font script="Uigh" typeface="Microsoft Uighur"/>
+        <a:font script="Geor" typeface="Sylfaen"/>
+        <a:font script="Armn" typeface="Arial"/>
+        <a:font script="Bugi" typeface="Leelawadee UI"/>
+        <a:font script="Bopo" typeface="Microsoft JhengHei"/>
+        <a:font script="Java" typeface="Javanese Text"/>
+        <a:font script="Lisu" typeface="Segoe UI"/>
+        <a:font script="Mymr" typeface="Myanmar Text"/>
+        <a:font script="Nkoo" typeface="Ebrima"/>
+        <a:font script="Olck" typeface="Nirmala UI"/>
+        <a:font script="Osma" typeface="Ebrima"/>
+        <a:font script="Phag" typeface="Phagspa"/>
+        <a:font script="Syrn" typeface="Estrangelo Edessa"/>
+        <a:font script="Syrj" typeface="Estrangelo Edessa"/>
+        <a:font script="Syre" typeface="Estrangelo Edessa"/>
+        <a:font script="Sora" typeface="Nirmala UI"/>
+        <a:font script="Tale" typeface="Microsoft Tai Le"/>
+        <a:font script="Talu" typeface="Microsoft New Tai Lue"/>
+        <a:font script="Tfng" typeface="Ebrima"/>
       </a:minorFont>
     </a:fontScheme>
     <a:fmtScheme name="Office">
@@ -2845,200 +2603,141 @@
           <a:gsLst>
             <a:gs pos="0">
               <a:schemeClr val="phClr">
-                <a:tint val="50000"/>
-                <a:satMod val="300000"/>
+                <a:lumMod val="110000"/>
+                <a:satMod val="105000"/>
+                <a:tint val="67000"/>
               </a:schemeClr>
             </a:gs>
-            <a:gs pos="35000">
+            <a:gs pos="50000">
               <a:schemeClr val="phClr">
-                <a:tint val="37000"/>
-                <a:satMod val="300000"/>
+                <a:lumMod val="105000"/>
+                <a:satMod val="103000"/>
+                <a:tint val="73000"/>
               </a:schemeClr>
             </a:gs>
             <a:gs pos="100000">
               <a:schemeClr val="phClr">
-                <a:tint val="15000"/>
-                <a:satMod val="350000"/>
+                <a:lumMod val="105000"/>
+                <a:satMod val="109000"/>
+                <a:tint val="81000"/>
               </a:schemeClr>
             </a:gs>
           </a:gsLst>
-          <a:lin ang="16200000" scaled="1"/>
+          <a:lin ang="5400000" scaled="0"/>
         </a:gradFill>
         <a:gradFill rotWithShape="1">
           <a:gsLst>
             <a:gs pos="0">
               <a:schemeClr val="phClr">
-                <a:tint val="100000"/>
+                <a:satMod val="103000"/>
+                <a:lumMod val="102000"/>
+                <a:tint val="94000"/>
+              </a:schemeClr>
+            </a:gs>
+            <a:gs pos="50000">
+              <a:schemeClr val="phClr">
+                <a:satMod val="110000"/>
+                <a:lumMod val="100000"/>
                 <a:shade val="100000"/>
-                <a:satMod val="130000"/>
               </a:schemeClr>
             </a:gs>
             <a:gs pos="100000">
               <a:schemeClr val="phClr">
-                <a:tint val="50000"/>
-                <a:shade val="100000"/>
-                <a:satMod val="350000"/>
+                <a:lumMod val="99000"/>
+                <a:satMod val="120000"/>
+                <a:shade val="78000"/>
               </a:schemeClr>
             </a:gs>
           </a:gsLst>
-          <a:lin ang="16200000" scaled="0"/>
+          <a:lin ang="5400000" scaled="0"/>
         </a:gradFill>
       </a:fillStyleLst>
       <a:lnStyleLst>
-        <a:ln w="9525" cap="flat" cmpd="sng" algn="ctr">
-          <a:solidFill>
-            <a:schemeClr val="phClr">
-              <a:shade val="95000"/>
-              <a:satMod val="105000"/>
-            </a:schemeClr>
-          </a:solidFill>
-          <a:prstDash val="solid"/>
-        </a:ln>
-        <a:ln w="25400" cap="flat" cmpd="sng" algn="ctr">
+        <a:ln w="6350" cap="flat" cmpd="sng" algn="ctr">
           <a:solidFill>
             <a:schemeClr val="phClr"/>
           </a:solidFill>
           <a:prstDash val="solid"/>
+          <a:miter lim="800000"/>
         </a:ln>
-        <a:ln w="38100" cap="flat" cmpd="sng" algn="ctr">
+        <a:ln w="12700" cap="flat" cmpd="sng" algn="ctr">
           <a:solidFill>
             <a:schemeClr val="phClr"/>
           </a:solidFill>
           <a:prstDash val="solid"/>
+          <a:miter lim="800000"/>
+        </a:ln>
+        <a:ln w="19050" cap="flat" cmpd="sng" algn="ctr">
+          <a:solidFill>
+            <a:schemeClr val="phClr"/>
+          </a:solidFill>
+          <a:prstDash val="solid"/>
+          <a:miter lim="800000"/>
         </a:ln>
       </a:lnStyleLst>
       <a:effectStyleLst>
         <a:effectStyle>
+          <a:effectLst/>
+        </a:effectStyle>
+        <a:effectStyle>
+          <a:effectLst/>
+        </a:effectStyle>
+        <a:effectStyle>
           <a:effectLst>
-            <a:outerShdw blurRad="40000" dist="20000" dir="5400000" rotWithShape="0">
+            <a:outerShdw blurRad="57150" dist="19050" dir="5400000" algn="ctr" rotWithShape="0">
               <a:srgbClr val="000000">
-                <a:alpha val="38000"/>
+                <a:alpha val="63000"/>
               </a:srgbClr>
             </a:outerShdw>
           </a:effectLst>
-        </a:effectStyle>
-        <a:effectStyle>
-          <a:effectLst>
-            <a:outerShdw blurRad="40000" dist="23000" dir="5400000" rotWithShape="0">
-              <a:srgbClr val="000000">
-                <a:alpha val="35000"/>
-              </a:srgbClr>
-            </a:outerShdw>
-          </a:effectLst>
-        </a:effectStyle>
-        <a:effectStyle>
-          <a:effectLst>
-            <a:outerShdw blurRad="40000" dist="23000" dir="5400000" rotWithShape="0">
-              <a:srgbClr val="000000">
-                <a:alpha val="35000"/>
-              </a:srgbClr>
-            </a:outerShdw>
-          </a:effectLst>
-          <a:scene3d>
-            <a:camera prst="orthographicFront">
-              <a:rot lat="0" lon="0" rev="0"/>
-            </a:camera>
-            <a:lightRig rig="threePt" dir="t">
-              <a:rot lat="0" lon="0" rev="1200000"/>
-            </a:lightRig>
-          </a:scene3d>
-          <a:sp3d>
-            <a:bevelT w="63500" h="25400"/>
-          </a:sp3d>
         </a:effectStyle>
       </a:effectStyleLst>
       <a:bgFillStyleLst>
         <a:solidFill>
           <a:schemeClr val="phClr"/>
         </a:solidFill>
+        <a:solidFill>
+          <a:schemeClr val="phClr">
+            <a:tint val="95000"/>
+            <a:satMod val="170000"/>
+          </a:schemeClr>
+        </a:solidFill>
         <a:gradFill rotWithShape="1">
           <a:gsLst>
             <a:gs pos="0">
               <a:schemeClr val="phClr">
-                <a:tint val="40000"/>
-                <a:satMod val="350000"/>
+                <a:tint val="93000"/>
+                <a:satMod val="150000"/>
+                <a:shade val="98000"/>
+                <a:lumMod val="102000"/>
               </a:schemeClr>
             </a:gs>
-            <a:gs pos="40000">
+            <a:gs pos="50000">
               <a:schemeClr val="phClr">
-                <a:tint val="45000"/>
-                <a:shade val="99000"/>
-                <a:satMod val="350000"/>
+                <a:tint val="98000"/>
+                <a:satMod val="130000"/>
+                <a:shade val="90000"/>
+                <a:lumMod val="103000"/>
               </a:schemeClr>
             </a:gs>
             <a:gs pos="100000">
               <a:schemeClr val="phClr">
-                <a:shade val="20000"/>
-                <a:satMod val="255000"/>
+                <a:shade val="63000"/>
+                <a:satMod val="120000"/>
               </a:schemeClr>
             </a:gs>
           </a:gsLst>
-          <a:path path="circle">
-            <a:fillToRect l="50000" t="-80000" r="50000" b="180000"/>
-          </a:path>
-        </a:gradFill>
-        <a:gradFill rotWithShape="1">
-          <a:gsLst>
-            <a:gs pos="0">
-              <a:schemeClr val="phClr">
-                <a:tint val="80000"/>
-                <a:satMod val="300000"/>
-              </a:schemeClr>
-            </a:gs>
-            <a:gs pos="100000">
-              <a:schemeClr val="phClr">
-                <a:shade val="30000"/>
-                <a:satMod val="200000"/>
-              </a:schemeClr>
-            </a:gs>
-          </a:gsLst>
-          <a:path path="circle">
-            <a:fillToRect l="50000" t="50000" r="50000" b="50000"/>
-          </a:path>
+          <a:lin ang="5400000" scaled="0"/>
         </a:gradFill>
       </a:bgFillStyleLst>
     </a:fmtScheme>
   </a:themeElements>
-  <a:objectDefaults>
-    <a:spDef>
-      <a:spPr/>
-      <a:bodyPr/>
-      <a:lstStyle/>
-      <a:style>
-        <a:lnRef idx="1">
-          <a:schemeClr val="accent1"/>
-        </a:lnRef>
-        <a:fillRef idx="3">
-          <a:schemeClr val="accent1"/>
-        </a:fillRef>
-        <a:effectRef idx="2">
-          <a:schemeClr val="accent1"/>
-        </a:effectRef>
-        <a:fontRef idx="minor">
-          <a:schemeClr val="lt1"/>
-        </a:fontRef>
-      </a:style>
-    </a:spDef>
-    <a:lnDef>
-      <a:spPr/>
-      <a:bodyPr/>
-      <a:lstStyle/>
-      <a:style>
-        <a:lnRef idx="2">
-          <a:schemeClr val="accent1"/>
-        </a:lnRef>
-        <a:fillRef idx="0">
-          <a:schemeClr val="accent1"/>
-        </a:fillRef>
-        <a:effectRef idx="1">
-          <a:schemeClr val="accent1"/>
-        </a:effectRef>
-        <a:fontRef idx="minor">
-          <a:schemeClr val="tx1"/>
-        </a:fontRef>
-      </a:style>
-    </a:lnDef>
-  </a:objectDefaults>
+  <a:objectDefaults/>
   <a:extraClrSchemeLst/>
+  <a:extLst>
+    <a:ext uri="{05A4C25C-085E-4340-85A3-A5531E510DB2}">
+      <thm15:themeFamily xmlns:thm15="http://schemas.microsoft.com/office/thememl/2012/main" name="Office Theme" id="{2E142A2C-CD16-42D6-873A-C26D2A0506FA}" vid="{1BDDFF52-6CD6-40A5-AB3C-68EB2F1E4D0A}"/>
+    </a:ext>
+  </a:extLst>
 </a:theme>
 </file>